--- a/BuoiLyThuyet/Session 03/Session03_BaoCao_Template.docx
+++ b/BuoiLyThuyet/Session 03/Session03_BaoCao_Template.docx
@@ -58,8 +58,6 @@
         </w:rPr>
         <w:t>(01_Insurance, 02_OnlineRetail, 03_Titanic)</w:t>
       </w:r>
-      <w:bookmarkStart w:id="0" w:name="_GoBack"/>
-      <w:bookmarkEnd w:id="0"/>
     </w:p>
     <w:p>
       <w:pPr>
@@ -543,6 +541,7 @@
             </w:pPr>
             <w:r>
               <w:rPr>
+                <w:rFonts w:hint="default"/>
                 <w:color w:val="000000" w:themeColor="text1"/>
                 <w:sz w:val="22"/>
                 <w:szCs w:val="22"/>
@@ -552,8 +551,10 @@
                   </w14:solidFill>
                 </w14:textFill>
               </w:rPr>
-              <w:t>……………………………………………</w:t>
+              <w:t>https://github.com/thanhloan06/DA_AI</w:t>
             </w:r>
+            <w:bookmarkStart w:id="0" w:name="_GoBack"/>
+            <w:bookmarkEnd w:id="0"/>
           </w:p>
         </w:tc>
       </w:tr>
@@ -673,54 +674,40 @@
         </w:rPr>
       </w:pPr>
       <w:r>
+        <w:rPr>
+          <w:rFonts w:hint="default"/>
+        </w:rPr>
         <w:fldChar w:fldCharType="begin"/>
       </w:r>
       <w:r>
-        <w:instrText xml:space="preserve"> HYPERLINK "https://github.com/" </w:instrText>
-      </w:r>
-      <w:r>
+        <w:rPr>
+          <w:rFonts w:hint="default"/>
+        </w:rPr>
+        <w:instrText xml:space="preserve"> HYPERLINK "https://github.com/thanhloan06/DA_AI/tree/main/BuoiLyThuyet/Session%2003" </w:instrText>
+      </w:r>
+      <w:r>
+        <w:rPr>
+          <w:rFonts w:hint="default"/>
+        </w:rPr>
         <w:fldChar w:fldCharType="separate"/>
       </w:r>
       <w:r>
         <w:rPr>
           <w:rStyle w:val="14"/>
-          <w:color w:val="000000" w:themeColor="text1"/>
-          <w:sz w:val="22"/>
-          <w:szCs w:val="22"/>
-          <w14:textFill>
-            <w14:solidFill>
-              <w14:schemeClr w14:val="tx1"/>
-            </w14:solidFill>
-          </w14:textFill>
-        </w:rPr>
-        <w:t>https://github.com/&lt;MSSV_HoTen_Cystone&gt;/&lt;ten-repo&gt;</w:t>
-      </w:r>
-      <w:r>
-        <w:rPr>
-          <w:rStyle w:val="14"/>
-          <w:color w:val="000000" w:themeColor="text1"/>
-          <w:sz w:val="22"/>
-          <w:szCs w:val="22"/>
-          <w14:textFill>
-            <w14:solidFill>
-              <w14:schemeClr w14:val="tx1"/>
-            </w14:solidFill>
-          </w14:textFill>
+          <w:rFonts w:hint="default"/>
+        </w:rPr>
+        <w:t>https://github.com/thanhloan06/DA_AI/tree/main/BuoiLyThuyet/Session%2003</w:t>
+      </w:r>
+      <w:r>
+        <w:rPr>
+          <w:rFonts w:hint="default"/>
         </w:rPr>
         <w:fldChar w:fldCharType="end"/>
       </w:r>
       <w:r>
         <w:rPr>
-          <w:rStyle w:val="14"/>
-          <w:color w:val="000000" w:themeColor="text1"/>
-          <w:sz w:val="22"/>
-          <w:szCs w:val="22"/>
-          <w:lang w:val="vi-VN"/>
-          <w14:textFill>
-            <w14:solidFill>
-              <w14:schemeClr w14:val="tx1"/>
-            </w14:solidFill>
-          </w14:textFill>
+          <w:rFonts w:hint="default"/>
+          <w:lang w:val="en-US"/>
         </w:rPr>
         <w:t xml:space="preserve"> </w:t>
       </w:r>
@@ -829,17 +816,8 @@
           <w:right w:val="single" w:color="999999" w:sz="6" w:space="0"/>
         </w:pBdr>
         <w:spacing w:before="200" w:after="200" w:line="360" w:lineRule="auto"/>
+        <w:ind w:firstLine="200"/>
         <w:jc w:val="center"/>
-        <w:rPr>
-          <w:color w:val="000000" w:themeColor="text1"/>
-          <w14:textFill>
-            <w14:solidFill>
-              <w14:schemeClr w14:val="tx1"/>
-            </w14:solidFill>
-          </w14:textFill>
-        </w:rPr>
-      </w:pPr>
-      <w:r>
         <w:rPr>
           <w:i/>
           <w:iCs/>
@@ -850,7 +828,84 @@
             </w14:solidFill>
           </w14:textFill>
         </w:rPr>
-        <w:t xml:space="preserve">    [ Dán ảnh chụp full màn hình vào đây ]    </w:t>
+      </w:pPr>
+      <w:r>
+        <w:rPr>
+          <w:i/>
+          <w:iCs/>
+          <w:color w:val="000000" w:themeColor="text1"/>
+          <w14:textFill>
+            <w14:solidFill>
+              <w14:schemeClr w14:val="tx1"/>
+            </w14:solidFill>
+          </w14:textFill>
+        </w:rPr>
+        <w:t xml:space="preserve">[ Dán ảnh chụp full màn hình vào đây ]    </w:t>
+      </w:r>
+    </w:p>
+    <w:p>
+      <w:pPr>
+        <w:pBdr>
+          <w:top w:val="single" w:color="999999" w:sz="6" w:space="0"/>
+          <w:left w:val="single" w:color="999999" w:sz="6" w:space="0"/>
+          <w:bottom w:val="single" w:color="999999" w:sz="6" w:space="0"/>
+          <w:right w:val="single" w:color="999999" w:sz="6" w:space="0"/>
+        </w:pBdr>
+        <w:spacing w:before="200" w:after="200" w:line="360" w:lineRule="auto"/>
+        <w:jc w:val="both"/>
+        <w:rPr>
+          <w:i/>
+          <w:iCs/>
+          <w:color w:val="000000" w:themeColor="text1"/>
+          <w14:textFill>
+            <w14:solidFill>
+              <w14:schemeClr w14:val="tx1"/>
+            </w14:solidFill>
+          </w14:textFill>
+        </w:rPr>
+      </w:pPr>
+      <w:r>
+        <w:drawing>
+          <wp:inline distT="0" distB="0" distL="114300" distR="114300">
+            <wp:extent cx="5940425" cy="2015490"/>
+            <wp:effectExtent l="0" t="0" r="3175" b="11430"/>
+            <wp:docPr id="3" name="Picture 3"/>
+            <wp:cNvGraphicFramePr>
+              <a:graphicFrameLocks xmlns:a="http://schemas.openxmlformats.org/drawingml/2006/main" noChangeAspect="1"/>
+            </wp:cNvGraphicFramePr>
+            <a:graphic xmlns:a="http://schemas.openxmlformats.org/drawingml/2006/main">
+              <a:graphicData uri="http://schemas.openxmlformats.org/drawingml/2006/picture">
+                <pic:pic xmlns:pic="http://schemas.openxmlformats.org/drawingml/2006/picture">
+                  <pic:nvPicPr>
+                    <pic:cNvPr id="3" name="Picture 3"/>
+                    <pic:cNvPicPr>
+                      <a:picLocks noChangeAspect="1"/>
+                    </pic:cNvPicPr>
+                  </pic:nvPicPr>
+                  <pic:blipFill>
+                    <a:blip r:embed="rId4"/>
+                    <a:stretch>
+                      <a:fillRect/>
+                    </a:stretch>
+                  </pic:blipFill>
+                  <pic:spPr>
+                    <a:xfrm>
+                      <a:off x="0" y="0"/>
+                      <a:ext cx="5940425" cy="2015490"/>
+                    </a:xfrm>
+                    <a:prstGeom prst="rect">
+                      <a:avLst/>
+                    </a:prstGeom>
+                    <a:noFill/>
+                    <a:ln>
+                      <a:noFill/>
+                    </a:ln>
+                  </pic:spPr>
+                </pic:pic>
+              </a:graphicData>
+            </a:graphic>
+          </wp:inline>
+        </w:drawing>
       </w:r>
     </w:p>
     <w:sectPr>
@@ -903,7 +958,7 @@
     <w:lsdException w:uiPriority="39" w:name="toc 8"/>
     <w:lsdException w:uiPriority="39" w:name="toc 9"/>
     <w:lsdException w:uiPriority="99" w:name="Normal Indent"/>
-    <w:lsdException w:uiPriority="99" w:name="footnote text"/>
+    <w:lsdException w:qFormat="1" w:uiPriority="99" w:name="footnote text"/>
     <w:lsdException w:uiPriority="99" w:name="annotation text"/>
     <w:lsdException w:uiPriority="99" w:name="header"/>
     <w:lsdException w:uiPriority="99" w:name="footer"/>
@@ -1282,6 +1337,7 @@
     <w:link w:val="18"/>
     <w:semiHidden/>
     <w:unhideWhenUsed/>
+    <w:qFormat/>
     <w:uiPriority w:val="99"/>
     <w:rPr>
       <w:rFonts w:ascii="Times New Roman" w:hAnsi="Times New Roman" w:eastAsia="Times New Roman" w:cs="Times New Roman"/>
@@ -1333,6 +1389,7 @@
     <w:link w:val="13"/>
     <w:semiHidden/>
     <w:unhideWhenUsed/>
+    <w:qFormat/>
     <w:uiPriority w:val="99"/>
     <w:rPr>
       <w:sz w:val="20"/>
@@ -1344,6 +1401,7 @@
     <w:link w:val="11"/>
     <w:semiHidden/>
     <w:unhideWhenUsed/>
+    <w:qFormat/>
     <w:uiPriority w:val="99"/>
     <w:rPr>
       <w:sz w:val="20"/>
